--- a/public/forms/affidavit-sij.docx
+++ b/public/forms/affidavit-sij.docx
@@ -2,33 +2,16 @@
 <file path=word/document.xml><?xml version="1.0" encoding="utf-8"?>
 <w:document xmlns:wpc="http://schemas.microsoft.com/office/word/2010/wordprocessingCanvas" xmlns:mc="http://schemas.openxmlformats.org/markup-compatibility/2006" xmlns:o="urn:schemas-microsoft-com:office:office" xmlns:r="http://schemas.openxmlformats.org/officeDocument/2006/relationships" xmlns:m="http://schemas.openxmlformats.org/officeDocument/2006/math" xmlns:v="urn:schemas-microsoft-com:vml" xmlns:wp14="http://schemas.microsoft.com/office/word/2010/wordprocessingDrawing" xmlns:wp="http://schemas.openxmlformats.org/drawingml/2006/wordprocessingDrawing" xmlns:w10="urn:schemas-microsoft-com:office:word" xmlns:w="http://schemas.openxmlformats.org/wordprocessingml/2006/main" xmlns:w14="http://schemas.microsoft.com/office/word/2010/wordml" xmlns:w15="http://schemas.microsoft.com/office/word/2012/wordml" xmlns:wpg="http://schemas.microsoft.com/office/word/2010/wordprocessingGroup" xmlns:wpi="http://schemas.microsoft.com/office/word/2010/wordprocessingInk" xmlns:wne="http://schemas.microsoft.com/office/word/2006/wordml" xmlns:wps="http://schemas.microsoft.com/office/word/2010/wordprocessingShape" xmlns:cx="http://schemas.microsoft.com/office/drawing/2014/chartex" xmlns:cx1="http://schemas.microsoft.com/office/drawing/2015/9/8/chartex" xmlns:cx2="http://schemas.microsoft.com/office/drawing/2015/10/21/chartex" xmlns:cx3="http://schemas.microsoft.com/office/drawing/2016/5/9/chartex" xmlns:cx4="http://schemas.microsoft.com/office/drawing/2016/5/10/chartex" xmlns:cx5="http://schemas.microsoft.com/office/drawing/2016/5/11/chartex" xmlns:cx6="http://schemas.microsoft.com/office/drawing/2016/5/12/chartex" xmlns:cx7="http://schemas.microsoft.com/office/drawing/2016/5/13/chartex" xmlns:cx8="http://schemas.microsoft.com/office/drawing/2016/5/14/chartex" xmlns:aink="http://schemas.microsoft.com/office/drawing/2016/ink" xmlns:am3d="http://schemas.microsoft.com/office/drawing/2017/model3d" xmlns:w16cex="http://schemas.microsoft.com/office/word/2018/wordml/cex" xmlns:w16cid="http://schemas.microsoft.com/office/word/2016/wordml/cid" xmlns:w16="http://schemas.microsoft.com/office/word/2018/wordml" xmlns:w16sdtdh="http://schemas.microsoft.com/office/word/2020/wordml/sdtdatahash" xmlns:w16se="http://schemas.microsoft.com/office/word/2015/wordml/symex" mc:Ignorable="w14 w15 wp14">
   <w:body>
-    <w:p>
-      <w:pPr>
-        <w:jc w:val="center"/>
-      </w:pPr>
-      <w:r>
-        <w:rPr>
-          <w:b/>
-          <w:bCs/>
-        </w:rPr>
-        <w:t xml:space="preserve">CAUSE NO. {{cause_number}}</w:t>
-      </w:r>
-    </w:p>
-    <w:p>
-      <w:r>
-        <w:t xml:space="preserve"/>
-      </w:r>
-    </w:p>
     <w:tbl>
       <w:tblPr>
         <w:tblW w:type="pct" w:w="100%"/>
         <w:tblBorders>
-          <w:top w:val="none"/>
-          <w:left w:val="none"/>
-          <w:bottom w:val="none"/>
-          <w:right w:val="none"/>
-          <w:insideH w:val="single" w:color="auto" w:sz="4"/>
-          <w:insideV w:val="single" w:color="auto" w:sz="4"/>
+          <w:top w:val="none" w:color="auto" w:sz="0"/>
+          <w:left w:val="none" w:color="auto" w:sz="0"/>
+          <w:bottom w:val="none" w:color="auto" w:sz="0"/>
+          <w:right w:val="none" w:color="auto" w:sz="0"/>
+          <w:insideH w:val="none" w:color="auto" w:sz="0"/>
+          <w:insideV w:val="none" w:color="auto" w:sz="0"/>
         </w:tblBorders>
       </w:tblPr>
       <w:tblGrid>
@@ -41,10 +24,10 @@
           <w:tcPr>
             <w:tcW w:type="pct" w:w="45%"/>
             <w:tcBorders>
-              <w:top w:val="none"/>
-              <w:left w:val="none"/>
-              <w:bottom w:val="none"/>
-              <w:right w:val="none"/>
+              <w:top w:val="none" w:color="auto" w:sz="0"/>
+              <w:left w:val="none" w:color="auto" w:sz="0"/>
+              <w:bottom w:val="none" w:color="auto" w:sz="0"/>
+              <w:right w:val="none" w:color="auto" w:sz="0"/>
             </w:tcBorders>
           </w:tcPr>
           <w:p>
@@ -61,10 +44,10 @@
           <w:tcPr>
             <w:tcW w:type="pct" w:w="10%"/>
             <w:tcBorders>
-              <w:top w:val="none"/>
-              <w:left w:val="none"/>
-              <w:bottom w:val="none"/>
-              <w:right w:val="none"/>
+              <w:top w:val="none" w:color="auto" w:sz="0"/>
+              <w:left w:val="none" w:color="auto" w:sz="0"/>
+              <w:bottom w:val="none" w:color="auto" w:sz="0"/>
+              <w:right w:val="none" w:color="auto" w:sz="0"/>
             </w:tcBorders>
           </w:tcPr>
           <w:p>
@@ -84,12 +67,24 @@
           <w:tcPr>
             <w:tcW w:type="pct" w:w="45%"/>
             <w:tcBorders>
-              <w:top w:val="none"/>
-              <w:left w:val="none"/>
-              <w:bottom w:val="none"/>
-              <w:right w:val="none"/>
-            </w:tcBorders>
-          </w:tcPr>
+              <w:top w:val="none" w:color="auto" w:sz="0"/>
+              <w:left w:val="none" w:color="auto" w:sz="0"/>
+              <w:bottom w:val="none" w:color="auto" w:sz="0"/>
+              <w:right w:val="none" w:color="auto" w:sz="0"/>
+            </w:tcBorders>
+          </w:tcPr>
+          <w:p>
+            <w:pPr>
+              <w:jc w:val="center"/>
+            </w:pPr>
+            <w:r>
+              <w:rPr>
+                <w:b/>
+                <w:bCs/>
+              </w:rPr>
+              <w:t xml:space="preserve">CAUSE NO. {{cause_number}}</w:t>
+            </w:r>
+          </w:p>
           <w:p>
             <w:r>
               <w:rPr>
@@ -106,10 +101,67 @@
           <w:tcPr>
             <w:tcW w:type="pct" w:w="45%"/>
             <w:tcBorders>
-              <w:top w:val="none"/>
-              <w:left w:val="none"/>
-              <w:bottom w:val="none"/>
-              <w:right w:val="none"/>
+              <w:top w:val="none" w:color="auto" w:sz="0"/>
+              <w:left w:val="none" w:color="auto" w:sz="0"/>
+              <w:bottom w:val="none" w:color="auto" w:sz="0"/>
+              <w:right w:val="none" w:color="auto" w:sz="0"/>
+            </w:tcBorders>
+          </w:tcPr>
+          <w:p>
+            <w:r>
+              <w:t xml:space="preserve"/>
+            </w:r>
+          </w:p>
+        </w:tc>
+        <w:tc>
+          <w:tcPr>
+            <w:tcW w:type="pct" w:w="10%"/>
+            <w:tcBorders>
+              <w:top w:val="none" w:color="auto" w:sz="0"/>
+              <w:left w:val="none" w:color="auto" w:sz="0"/>
+              <w:bottom w:val="none" w:color="auto" w:sz="0"/>
+              <w:right w:val="none" w:color="auto" w:sz="0"/>
+            </w:tcBorders>
+          </w:tcPr>
+          <w:p>
+            <w:pPr>
+              <w:jc w:val="center"/>
+            </w:pPr>
+            <w:r>
+              <w:rPr>
+                <w:b/>
+                <w:bCs/>
+              </w:rPr>
+              <w:t xml:space="preserve">§</w:t>
+            </w:r>
+          </w:p>
+        </w:tc>
+        <w:tc>
+          <w:tcPr>
+            <w:tcW w:type="pct" w:w="45%"/>
+            <w:tcBorders>
+              <w:top w:val="none" w:color="auto" w:sz="0"/>
+              <w:left w:val="none" w:color="auto" w:sz="0"/>
+              <w:bottom w:val="none" w:color="auto" w:sz="0"/>
+              <w:right w:val="none" w:color="auto" w:sz="0"/>
+            </w:tcBorders>
+          </w:tcPr>
+          <w:p>
+            <w:r>
+              <w:t xml:space="preserve"/>
+            </w:r>
+          </w:p>
+        </w:tc>
+      </w:tr>
+      <w:tr>
+        <w:tc>
+          <w:tcPr>
+            <w:tcW w:type="pct" w:w="45%"/>
+            <w:tcBorders>
+              <w:top w:val="none" w:color="auto" w:sz="0"/>
+              <w:left w:val="none" w:color="auto" w:sz="0"/>
+              <w:bottom w:val="none" w:color="auto" w:sz="0"/>
+              <w:right w:val="none" w:color="auto" w:sz="0"/>
             </w:tcBorders>
           </w:tcPr>
           <w:p>
@@ -126,10 +178,10 @@
           <w:tcPr>
             <w:tcW w:type="pct" w:w="10%"/>
             <w:tcBorders>
-              <w:top w:val="none"/>
-              <w:left w:val="none"/>
-              <w:bottom w:val="none"/>
-              <w:right w:val="none"/>
+              <w:top w:val="none" w:color="auto" w:sz="0"/>
+              <w:left w:val="none" w:color="auto" w:sz="0"/>
+              <w:bottom w:val="none" w:color="auto" w:sz="0"/>
+              <w:right w:val="none" w:color="auto" w:sz="0"/>
             </w:tcBorders>
           </w:tcPr>
           <w:p>
@@ -149,10 +201,10 @@
           <w:tcPr>
             <w:tcW w:type="pct" w:w="45%"/>
             <w:tcBorders>
-              <w:top w:val="none"/>
-              <w:left w:val="none"/>
-              <w:bottom w:val="none"/>
-              <w:right w:val="none"/>
+              <w:top w:val="none" w:color="auto" w:sz="0"/>
+              <w:left w:val="none" w:color="auto" w:sz="0"/>
+              <w:bottom w:val="none" w:color="auto" w:sz="0"/>
+              <w:right w:val="none" w:color="auto" w:sz="0"/>
             </w:tcBorders>
           </w:tcPr>
           <w:p>
@@ -171,10 +223,124 @@
           <w:tcPr>
             <w:tcW w:type="pct" w:w="45%"/>
             <w:tcBorders>
-              <w:top w:val="none"/>
-              <w:left w:val="none"/>
-              <w:bottom w:val="none"/>
-              <w:right w:val="none"/>
+              <w:top w:val="none" w:color="auto" w:sz="0"/>
+              <w:left w:val="none" w:color="auto" w:sz="0"/>
+              <w:bottom w:val="none" w:color="auto" w:sz="0"/>
+              <w:right w:val="none" w:color="auto" w:sz="0"/>
+            </w:tcBorders>
+          </w:tcPr>
+          <w:p>
+            <w:r>
+              <w:t xml:space="preserve"/>
+            </w:r>
+          </w:p>
+        </w:tc>
+        <w:tc>
+          <w:tcPr>
+            <w:tcW w:type="pct" w:w="10%"/>
+            <w:tcBorders>
+              <w:top w:val="none" w:color="auto" w:sz="0"/>
+              <w:left w:val="none" w:color="auto" w:sz="0"/>
+              <w:bottom w:val="none" w:color="auto" w:sz="0"/>
+              <w:right w:val="none" w:color="auto" w:sz="0"/>
+            </w:tcBorders>
+          </w:tcPr>
+          <w:p>
+            <w:pPr>
+              <w:jc w:val="center"/>
+            </w:pPr>
+            <w:r>
+              <w:rPr>
+                <w:b/>
+                <w:bCs/>
+              </w:rPr>
+              <w:t xml:space="preserve">§</w:t>
+            </w:r>
+          </w:p>
+        </w:tc>
+        <w:tc>
+          <w:tcPr>
+            <w:tcW w:type="pct" w:w="45%"/>
+            <w:tcBorders>
+              <w:top w:val="none" w:color="auto" w:sz="0"/>
+              <w:left w:val="none" w:color="auto" w:sz="0"/>
+              <w:bottom w:val="none" w:color="auto" w:sz="0"/>
+              <w:right w:val="none" w:color="auto" w:sz="0"/>
+            </w:tcBorders>
+          </w:tcPr>
+          <w:p>
+            <w:r>
+              <w:t xml:space="preserve"/>
+            </w:r>
+          </w:p>
+        </w:tc>
+      </w:tr>
+      <w:tr>
+        <w:tc>
+          <w:tcPr>
+            <w:tcW w:type="pct" w:w="45%"/>
+            <w:tcBorders>
+              <w:top w:val="none" w:color="auto" w:sz="0"/>
+              <w:left w:val="none" w:color="auto" w:sz="0"/>
+              <w:bottom w:val="none" w:color="auto" w:sz="0"/>
+              <w:right w:val="none" w:color="auto" w:sz="0"/>
+            </w:tcBorders>
+          </w:tcPr>
+          <w:p>
+            <w:r>
+              <w:t xml:space="preserve"/>
+            </w:r>
+          </w:p>
+        </w:tc>
+        <w:tc>
+          <w:tcPr>
+            <w:tcW w:type="pct" w:w="10%"/>
+            <w:tcBorders>
+              <w:top w:val="none" w:color="auto" w:sz="0"/>
+              <w:left w:val="none" w:color="auto" w:sz="0"/>
+              <w:bottom w:val="none" w:color="auto" w:sz="0"/>
+              <w:right w:val="none" w:color="auto" w:sz="0"/>
+            </w:tcBorders>
+          </w:tcPr>
+          <w:p>
+            <w:pPr>
+              <w:jc w:val="center"/>
+            </w:pPr>
+            <w:r>
+              <w:rPr>
+                <w:b/>
+                <w:bCs/>
+              </w:rPr>
+              <w:t xml:space="preserve">§</w:t>
+            </w:r>
+          </w:p>
+        </w:tc>
+        <w:tc>
+          <w:tcPr>
+            <w:tcW w:type="pct" w:w="45%"/>
+            <w:tcBorders>
+              <w:top w:val="none" w:color="auto" w:sz="0"/>
+              <w:left w:val="none" w:color="auto" w:sz="0"/>
+              <w:bottom w:val="none" w:color="auto" w:sz="0"/>
+              <w:right w:val="none" w:color="auto" w:sz="0"/>
+            </w:tcBorders>
+          </w:tcPr>
+          <w:p>
+            <w:r>
+              <w:t xml:space="preserve"/>
+            </w:r>
+          </w:p>
+        </w:tc>
+      </w:tr>
+      <w:tr>
+        <w:tc>
+          <w:tcPr>
+            <w:tcW w:type="pct" w:w="45%"/>
+            <w:tcBorders>
+              <w:top w:val="none" w:color="auto" w:sz="0"/>
+              <w:left w:val="none" w:color="auto" w:sz="0"/>
+              <w:bottom w:val="none" w:color="auto" w:sz="0"/>
+              <w:right w:val="none" w:color="auto" w:sz="0"/>
             </w:tcBorders>
           </w:tcPr>
           <w:p>
@@ -191,10 +357,10 @@
           <w:tcPr>
             <w:tcW w:type="pct" w:w="10%"/>
             <w:tcBorders>
-              <w:top w:val="none"/>
-              <w:left w:val="none"/>
-              <w:bottom w:val="none"/>
-              <w:right w:val="none"/>
+              <w:top w:val="none" w:color="auto" w:sz="0"/>
+              <w:left w:val="none" w:color="auto" w:sz="0"/>
+              <w:bottom w:val="none" w:color="auto" w:sz="0"/>
+              <w:right w:val="none" w:color="auto" w:sz="0"/>
             </w:tcBorders>
           </w:tcPr>
           <w:p>
@@ -214,10 +380,10 @@
           <w:tcPr>
             <w:tcW w:type="pct" w:w="45%"/>
             <w:tcBorders>
-              <w:top w:val="none"/>
-              <w:left w:val="none"/>
-              <w:bottom w:val="none"/>
-              <w:right w:val="none"/>
+              <w:top w:val="none" w:color="auto" w:sz="0"/>
+              <w:left w:val="none" w:color="auto" w:sz="0"/>
+              <w:bottom w:val="none" w:color="auto" w:sz="0"/>
+              <w:right w:val="none" w:color="auto" w:sz="0"/>
             </w:tcBorders>
           </w:tcPr>
           <w:p>
@@ -239,19 +405,387 @@
     </w:p>
     <w:p>
       <w:pPr>
-        <w:spacing w:after="240" w:before="240"/>
-        <w:jc w:val="center"/>
-      </w:pPr>
-      <w:r>
-        <w:rPr>
-          <w:b/>
-          <w:bCs/>
-        </w:rPr>
-        <w:t xml:space="preserve">AFFIDAVIT TO SUPPORT MOTION FOR FINDINGS
-REGARDING SPECIAL IMMIGRANT JUVENILE STATUS</w:t>
-      </w:r>
-    </w:p>
-    <w:p>
+        <w:spacing w:after="240"/>
+        <w:ind w:firstLine="720"/>
+        <w:jc w:val="both"/>
+      </w:pPr>
+      <w:r>
+        <w:t xml:space="preserve">My name is </w:t>
+      </w:r>
+      <w:r>
+        <w:rPr>
+          <w:b/>
+          <w:bCs/>
+        </w:rPr>
+        <w:t xml:space="preserve">{{affiant_name}}</w:t>
+      </w:r>
+      <w:r>
+        <w:t xml:space="preserve">.  </w:t>
+      </w:r>
+      <w:r>
+        <w:t xml:space="preserve">{{affiant_role_intro}}</w:t>
+      </w:r>
+      <w:r>
+        <w:t xml:space="preserve">  I am over the age of 18, of sound mind and capable of making this affidavit.  The facts stated in this affidavit are within my personal knowledge and are true and correct.</w:t>
+      </w:r>
+    </w:p>
+    <w:p>
+      <w:pPr>
+        <w:spacing w:after="240"/>
+        <w:ind w:firstLine="720"/>
+        <w:jc w:val="both"/>
+      </w:pPr>
+      <w:r>
+        <w:t xml:space="preserve">I am responsible for this case and am familiar with this child’s current circumstances.</w:t>
+      </w:r>
+    </w:p>
+    <w:p>
+      <w:pPr>
+        <w:spacing w:after="120" w:before="240"/>
+      </w:pPr>
+      <w:r>
+        <w:rPr>
+          <w:b/>
+          <w:bCs/>
+          <w:u w:val="single"/>
+        </w:rPr>
+        <w:t xml:space="preserve">1.  Child’s Information:</w:t>
+      </w:r>
+    </w:p>
+    <w:p>
+      <w:pPr>
+        <w:pStyle w:val="ListParagraph"/>
+        <w:numPr>
+          <w:ilvl w:val="0"/>
+          <w:numId w:val="2"/>
+        </w:numPr>
+      </w:pPr>
+      <w:r>
+        <w:t xml:space="preserve">The Child’s name is </w:t>
+      </w:r>
+      <w:r>
+        <w:rPr>
+          <w:b/>
+          <w:bCs/>
+        </w:rPr>
+        <w:t xml:space="preserve">{{child_full_name}}</w:t>
+      </w:r>
+      <w:r>
+        <w:t xml:space="preserve">.</w:t>
+      </w:r>
+    </w:p>
+    <w:p>
+      <w:pPr>
+        <w:pStyle w:val="ListParagraph"/>
+        <w:numPr>
+          <w:ilvl w:val="0"/>
+          <w:numId w:val="2"/>
+        </w:numPr>
+      </w:pPr>
+      <w:r>
+        <w:t xml:space="preserve">The Child’s mother is </w:t>
+      </w:r>
+      <w:r>
+        <w:rPr>
+          <w:b/>
+          <w:bCs/>
+        </w:rPr>
+        <w:t xml:space="preserve">{{child_mother_name}}</w:t>
+      </w:r>
+      <w:r>
+        <w:t xml:space="preserve">.</w:t>
+      </w:r>
+    </w:p>
+    <w:p>
+      <w:pPr>
+        <w:pStyle w:val="ListParagraph"/>
+        <w:numPr>
+          <w:ilvl w:val="0"/>
+          <w:numId w:val="2"/>
+        </w:numPr>
+      </w:pPr>
+      <w:r>
+        <w:t xml:space="preserve">The Child’s father is </w:t>
+      </w:r>
+      <w:r>
+        <w:rPr>
+          <w:b/>
+          <w:bCs/>
+        </w:rPr>
+        <w:t xml:space="preserve">{{child_father_name}}</w:t>
+      </w:r>
+      <w:r>
+        <w:t xml:space="preserve">.</w:t>
+      </w:r>
+    </w:p>
+    <w:p>
+      <w:pPr>
+        <w:pStyle w:val="ListParagraph"/>
+        <w:numPr>
+          <w:ilvl w:val="0"/>
+          <w:numId w:val="2"/>
+        </w:numPr>
+      </w:pPr>
+      <w:r>
+        <w:t xml:space="preserve">The Child is </w:t>
+      </w:r>
+      <w:r>
+        <w:rPr>
+          <w:b/>
+          <w:bCs/>
+        </w:rPr>
+        <w:t xml:space="preserve">{{child_sex}}</w:t>
+      </w:r>
+      <w:r>
+        <w:t xml:space="preserve">.</w:t>
+      </w:r>
+    </w:p>
+    <w:p>
+      <w:pPr>
+        <w:pStyle w:val="ListParagraph"/>
+        <w:numPr>
+          <w:ilvl w:val="0"/>
+          <w:numId w:val="2"/>
+        </w:numPr>
+      </w:pPr>
+      <w:r>
+        <w:t xml:space="preserve">The Child’s date of birth is </w:t>
+      </w:r>
+      <w:r>
+        <w:rPr>
+          <w:b/>
+          <w:bCs/>
+        </w:rPr>
+        <w:t xml:space="preserve">{{child_birth_date}}</w:t>
+      </w:r>
+      <w:r>
+        <w:t xml:space="preserve">.</w:t>
+      </w:r>
+    </w:p>
+    <w:p>
+      <w:pPr>
+        <w:pStyle w:val="ListParagraph"/>
+        <w:numPr>
+          <w:ilvl w:val="0"/>
+          <w:numId w:val="2"/>
+        </w:numPr>
+      </w:pPr>
+      <w:r>
+        <w:t xml:space="preserve">The Child’s place of birth is </w:t>
+      </w:r>
+      <w:r>
+        <w:rPr>
+          <w:b/>
+          <w:bCs/>
+        </w:rPr>
+        <w:t xml:space="preserve">{{child_birth_place}}</w:t>
+      </w:r>
+      <w:r>
+        <w:t xml:space="preserve">.</w:t>
+      </w:r>
+    </w:p>
+    <w:p>
+      <w:pPr>
+        <w:spacing w:after="120" w:before="240"/>
+      </w:pPr>
+      <w:r>
+        <w:rPr>
+          <w:b/>
+          <w:bCs/>
+          <w:u w:val="single"/>
+        </w:rPr>
+        <w:t xml:space="preserve">2.  Child’s Circumstances:</w:t>
+      </w:r>
+    </w:p>
+    <w:p>
+      <w:pPr>
+        <w:spacing w:after="240"/>
+        <w:jc w:val="both"/>
+      </w:pPr>
+      <w:r>
+        <w:t xml:space="preserve">This Court originally placed this child in the custody of </w:t>
+      </w:r>
+      <w:r>
+        <w:rPr>
+          <w:b/>
+          <w:bCs/>
+        </w:rPr>
+        <w:t xml:space="preserve">{{conservator_name}}</w:t>
+      </w:r>
+      <w:r>
+        <w:t xml:space="preserve"> and ordered </w:t>
+      </w:r>
+      <w:r>
+        <w:t xml:space="preserve">{{conservator_pronoun}}</w:t>
+      </w:r>
+      <w:r>
+        <w:t xml:space="preserve"> to be the managing conservator of this child on </w:t>
+      </w:r>
+      <w:r>
+        <w:rPr>
+          <w:b/>
+          <w:bCs/>
+        </w:rPr>
+        <w:t xml:space="preserve">{{prior_order_date}}</w:t>
+      </w:r>
+      <w:r>
+        <w:t xml:space="preserve">.</w:t>
+      </w:r>
+    </w:p>
+    <w:p>
+      <w:pPr>
+        <w:spacing w:after="240"/>
+        <w:jc w:val="both"/>
+      </w:pPr>
+      <w:r>
+        <w:t xml:space="preserve">Reunification is not viable with this child’s mother, </w:t>
+      </w:r>
+      <w:r>
+        <w:rPr>
+          <w:b/>
+          <w:bCs/>
+        </w:rPr>
+        <w:t xml:space="preserve">{{mother_name}}</w:t>
+      </w:r>
+      <w:r>
+        <w:t xml:space="preserve">, as a result of </w:t>
+      </w:r>
+      <w:r>
+        <w:rPr>
+          <w:b/>
+          <w:bCs/>
+        </w:rPr>
+        <w:t xml:space="preserve">{{mother_grounds}}</w:t>
+      </w:r>
+      <w:r>
+        <w:t xml:space="preserve">.  The circumstances that lead to this child’s removal and prevent reunification include: </w:t>
+      </w:r>
+      <w:r>
+        <w:t xml:space="preserve">{{mother_facts}}</w:t>
+      </w:r>
+      <w:r>
+        <w:t xml:space="preserve">.</w:t>
+      </w:r>
+    </w:p>
+    <w:p>
+      <w:pPr>
+        <w:spacing w:after="240"/>
+        <w:jc w:val="both"/>
+      </w:pPr>
+      <w:r>
+        <w:t xml:space="preserve">Reunification is not viable with this child’s father, </w:t>
+      </w:r>
+      <w:r>
+        <w:rPr>
+          <w:b/>
+          <w:bCs/>
+        </w:rPr>
+        <w:t xml:space="preserve">{{father_name}}</w:t>
+      </w:r>
+      <w:r>
+        <w:t xml:space="preserve">, as a result of </w:t>
+      </w:r>
+      <w:r>
+        <w:rPr>
+          <w:b/>
+          <w:bCs/>
+        </w:rPr>
+        <w:t xml:space="preserve">{{father_grounds}}</w:t>
+      </w:r>
+      <w:r>
+        <w:t xml:space="preserve">.  The circumstances that lead to this child’s removal and prevent reunification include: </w:t>
+      </w:r>
+      <w:r>
+        <w:t xml:space="preserve">{{father_facts}}</w:t>
+      </w:r>
+      <w:r>
+        <w:t xml:space="preserve">.</w:t>
+      </w:r>
+    </w:p>
+    <w:p>
+      <w:pPr>
+        <w:spacing w:after="240"/>
+        <w:jc w:val="both"/>
+      </w:pPr>
+      <w:r>
+        <w:t xml:space="preserve">It is not in this child’s best interest to be returned to his or her country of nationality or last habitual residence, </w:t>
+      </w:r>
+      <w:r>
+        <w:rPr>
+          <w:b/>
+          <w:bCs/>
+        </w:rPr>
+        <w:t xml:space="preserve">{{child_country}}</w:t>
+      </w:r>
+      <w:r>
+        <w:t xml:space="preserve">.  The reasons include: </w:t>
+      </w:r>
+      <w:r>
+        <w:t xml:space="preserve">{{best_interest_facts}}</w:t>
+      </w:r>
+      <w:r>
+        <w:t xml:space="preserve">.</w:t>
+      </w:r>
+    </w:p>
+    <w:p>
+      <w:pPr>
+        <w:spacing w:after="240"/>
+        <w:jc w:val="both"/>
+      </w:pPr>
+      <w:r>
+        <w:t xml:space="preserve">On </w:t>
+      </w:r>
+      <w:r>
+        <w:rPr>
+          <w:b/>
+          <w:bCs/>
+        </w:rPr>
+        <w:t xml:space="preserve">{{final_order_date}}</w:t>
+      </w:r>
+      <w:r>
+        <w:t xml:space="preserve"> this Court entered an order </w:t>
+      </w:r>
+      <w:r>
+        <w:t xml:space="preserve">{{final_order_action}}</w:t>
+      </w:r>
+      <w:r>
+        <w:t xml:space="preserve">.</w:t>
+      </w:r>
+    </w:p>
+    <w:p>
+      <w:pPr>
+        <w:spacing w:before="480"/>
+        <w:jc w:val="right"/>
+      </w:pPr>
+      <w:r>
+        <w:t xml:space="preserve">___________________________________</w:t>
+      </w:r>
+    </w:p>
+    <w:p>
+      <w:pPr>
+        <w:jc w:val="right"/>
+      </w:pPr>
+      <w:r>
+        <w:rPr>
+          <w:b/>
+          <w:bCs/>
+        </w:rPr>
+        <w:t xml:space="preserve">{{affiant_name}}</w:t>
+      </w:r>
+    </w:p>
+    <w:p>
+      <w:pPr>
+        <w:spacing w:after="240"/>
+        <w:jc w:val="right"/>
+      </w:pPr>
+      <w:r>
+        <w:t xml:space="preserve">{{affiant_title}}</w:t>
+      </w:r>
+    </w:p>
+    <w:p>
+      <w:pPr>
+        <w:spacing w:after="240" w:before="480"/>
+      </w:pPr>
       <w:r>
         <w:rPr>
           <w:b/>
@@ -278,16 +812,20 @@
       </w:r>
     </w:p>
     <w:p>
-      <w:r>
-        <w:t xml:space="preserve"/>
-      </w:r>
-    </w:p>
-    <w:p>
       <w:pPr>
         <w:spacing w:after="240"/>
-      </w:pPr>
-      <w:r>
-        <w:t xml:space="preserve">My name is </w:t>
+        <w:ind w:firstLine="720"/>
+        <w:jc w:val="both"/>
+      </w:pPr>
+      <w:r>
+        <w:rPr>
+          <w:b/>
+          <w:bCs/>
+        </w:rPr>
+        <w:t xml:space="preserve">SWORN TO AND SUBSCRIBED</w:t>
+      </w:r>
+      <w:r>
+        <w:t xml:space="preserve"> before me by </w:t>
       </w:r>
       <w:r>
         <w:rPr>
@@ -297,308 +835,27 @@
         <w:t xml:space="preserve">{{affiant_name}}</w:t>
       </w:r>
       <w:r>
-        <w:t xml:space="preserve">. </w:t>
-      </w:r>
-      <w:r>
-        <w:t xml:space="preserve">{{affiant_role_intro}}</w:t>
-      </w:r>
-      <w:r>
-        <w:t xml:space="preserve"> I am over the age of 18, of sound mind and capable of making this affidavit. The facts stated in this affidavit are within my personal knowledge and are true and correct.</w:t>
-      </w:r>
-    </w:p>
-    <w:p>
-      <w:pPr>
-        <w:spacing w:after="240"/>
-      </w:pPr>
-      <w:r>
-        <w:t xml:space="preserve">I am responsible for this case and am familiar with this child’s current circumstances.</w:t>
-      </w:r>
-    </w:p>
-    <w:p>
-      <w:pPr>
-        <w:spacing w:after="120" w:before="240"/>
-      </w:pPr>
-      <w:r>
-        <w:rPr>
-          <w:b/>
-          <w:bCs/>
-        </w:rPr>
-        <w:t xml:space="preserve">1. Child’s Information:</w:t>
-      </w:r>
-    </w:p>
-    <w:p>
-      <w:pPr>
-        <w:ind w:left="720"/>
-      </w:pPr>
-      <w:r>
-        <w:t xml:space="preserve">• The Child’s name is </w:t>
-      </w:r>
-      <w:r>
-        <w:rPr>
-          <w:b/>
-          <w:bCs/>
-        </w:rPr>
-        <w:t xml:space="preserve">{{child_full_name}}</w:t>
+        <w:t xml:space="preserve"> on this </w:t>
+      </w:r>
+      <w:r>
+        <w:rPr>
+          <w:b/>
+          <w:bCs/>
+        </w:rPr>
+        <w:t xml:space="preserve">{{notary_day}}</w:t>
+      </w:r>
+      <w:r>
+        <w:t xml:space="preserve"> day of </w:t>
+      </w:r>
+      <w:r>
+        <w:rPr>
+          <w:b/>
+          <w:bCs/>
+        </w:rPr>
+        <w:t xml:space="preserve">{{notary_month_year}}</w:t>
       </w:r>
       <w:r>
         <w:t xml:space="preserve">.</w:t>
-      </w:r>
-    </w:p>
-    <w:p>
-      <w:pPr>
-        <w:ind w:left="720"/>
-      </w:pPr>
-      <w:r>
-        <w:t xml:space="preserve">• The Child’s mother is </w:t>
-      </w:r>
-      <w:r>
-        <w:rPr>
-          <w:b/>
-          <w:bCs/>
-        </w:rPr>
-        <w:t xml:space="preserve">{{child_mother_name}}</w:t>
-      </w:r>
-      <w:r>
-        <w:t xml:space="preserve">.</w:t>
-      </w:r>
-    </w:p>
-    <w:p>
-      <w:pPr>
-        <w:ind w:left="720"/>
-      </w:pPr>
-      <w:r>
-        <w:t xml:space="preserve">• The Child’s father is </w:t>
-      </w:r>
-      <w:r>
-        <w:rPr>
-          <w:b/>
-          <w:bCs/>
-        </w:rPr>
-        <w:t xml:space="preserve">{{child_father_name}}</w:t>
-      </w:r>
-      <w:r>
-        <w:t xml:space="preserve">.</w:t>
-      </w:r>
-    </w:p>
-    <w:p>
-      <w:pPr>
-        <w:ind w:left="720"/>
-      </w:pPr>
-      <w:r>
-        <w:t xml:space="preserve">• The Child is </w:t>
-      </w:r>
-      <w:r>
-        <w:rPr>
-          <w:b/>
-          <w:bCs/>
-        </w:rPr>
-        <w:t xml:space="preserve">{{child_sex}}</w:t>
-      </w:r>
-      <w:r>
-        <w:t xml:space="preserve">.</w:t>
-      </w:r>
-    </w:p>
-    <w:p>
-      <w:pPr>
-        <w:ind w:left="720"/>
-      </w:pPr>
-      <w:r>
-        <w:t xml:space="preserve">• The Child’s date of birth is </w:t>
-      </w:r>
-      <w:r>
-        <w:rPr>
-          <w:b/>
-          <w:bCs/>
-        </w:rPr>
-        <w:t xml:space="preserve">{{child_birth_date}}</w:t>
-      </w:r>
-      <w:r>
-        <w:t xml:space="preserve">.</w:t>
-      </w:r>
-    </w:p>
-    <w:p>
-      <w:pPr>
-        <w:ind w:left="720"/>
-      </w:pPr>
-      <w:r>
-        <w:t xml:space="preserve">• The Child’s place of birth is </w:t>
-      </w:r>
-      <w:r>
-        <w:rPr>
-          <w:b/>
-          <w:bCs/>
-        </w:rPr>
-        <w:t xml:space="preserve">{{child_birth_place}}</w:t>
-      </w:r>
-      <w:r>
-        <w:t xml:space="preserve">.</w:t>
-      </w:r>
-    </w:p>
-    <w:p>
-      <w:pPr>
-        <w:spacing w:after="120" w:before="240"/>
-      </w:pPr>
-      <w:r>
-        <w:rPr>
-          <w:b/>
-          <w:bCs/>
-        </w:rPr>
-        <w:t xml:space="preserve">2. Child’s Circumstances:</w:t>
-      </w:r>
-    </w:p>
-    <w:p>
-      <w:pPr>
-        <w:spacing w:after="240"/>
-      </w:pPr>
-      <w:r>
-        <w:t xml:space="preserve">This Court originally placed this child in the custody of </w:t>
-      </w:r>
-      <w:r>
-        <w:rPr>
-          <w:b/>
-          <w:bCs/>
-        </w:rPr>
-        <w:t xml:space="preserve">{{conservator_name}}</w:t>
-      </w:r>
-      <w:r>
-        <w:t xml:space="preserve"> and ordered </w:t>
-      </w:r>
-      <w:r>
-        <w:t xml:space="preserve">{{conservator_pronoun}}</w:t>
-      </w:r>
-      <w:r>
-        <w:t xml:space="preserve"> to be the managing conservator of this child on </w:t>
-      </w:r>
-      <w:r>
-        <w:rPr>
-          <w:b/>
-          <w:bCs/>
-        </w:rPr>
-        <w:t xml:space="preserve">{{prior_order_date}}</w:t>
-      </w:r>
-      <w:r>
-        <w:t xml:space="preserve">.</w:t>
-      </w:r>
-    </w:p>
-    <w:p>
-      <w:pPr>
-        <w:spacing w:after="240"/>
-      </w:pPr>
-      <w:r>
-        <w:t xml:space="preserve">Reunification is not viable with this child’s mother, </w:t>
-      </w:r>
-      <w:r>
-        <w:rPr>
-          <w:b/>
-          <w:bCs/>
-        </w:rPr>
-        <w:t xml:space="preserve">{{mother_name}}</w:t>
-      </w:r>
-      <w:r>
-        <w:t xml:space="preserve">, as a result of </w:t>
-      </w:r>
-      <w:r>
-        <w:rPr>
-          <w:b/>
-          <w:bCs/>
-        </w:rPr>
-        <w:t xml:space="preserve">{{mother_grounds}}</w:t>
-      </w:r>
-      <w:r>
-        <w:t xml:space="preserve">. The circumstances that lead to this child’s removal and prevent reunification include: </w:t>
-      </w:r>
-      <w:r>
-        <w:t xml:space="preserve">{{mother_facts}}</w:t>
-      </w:r>
-      <w:r>
-        <w:t xml:space="preserve">.</w:t>
-      </w:r>
-    </w:p>
-    <w:p>
-      <w:pPr>
-        <w:spacing w:after="240"/>
-      </w:pPr>
-      <w:r>
-        <w:t xml:space="preserve">Reunification is not viable with this child’s father, </w:t>
-      </w:r>
-      <w:r>
-        <w:rPr>
-          <w:b/>
-          <w:bCs/>
-        </w:rPr>
-        <w:t xml:space="preserve">{{father_name}}</w:t>
-      </w:r>
-      <w:r>
-        <w:t xml:space="preserve">, as a result of </w:t>
-      </w:r>
-      <w:r>
-        <w:rPr>
-          <w:b/>
-          <w:bCs/>
-        </w:rPr>
-        <w:t xml:space="preserve">{{father_grounds}}</w:t>
-      </w:r>
-      <w:r>
-        <w:t xml:space="preserve">. The circumstances that lead to this child’s removal and prevent reunification include: </w:t>
-      </w:r>
-      <w:r>
-        <w:t xml:space="preserve">{{father_facts}}</w:t>
-      </w:r>
-      <w:r>
-        <w:t xml:space="preserve">.</w:t>
-      </w:r>
-    </w:p>
-    <w:p>
-      <w:pPr>
-        <w:spacing w:after="240"/>
-      </w:pPr>
-      <w:r>
-        <w:t xml:space="preserve">It is not in this child’s best interest to be returned to his or her country of nationality or last habitual residence, </w:t>
-      </w:r>
-      <w:r>
-        <w:rPr>
-          <w:b/>
-          <w:bCs/>
-        </w:rPr>
-        <w:t xml:space="preserve">{{child_country}}</w:t>
-      </w:r>
-      <w:r>
-        <w:t xml:space="preserve">. The reasons include: </w:t>
-      </w:r>
-      <w:r>
-        <w:t xml:space="preserve">{{best_interest_facts}}</w:t>
-      </w:r>
-      <w:r>
-        <w:t xml:space="preserve">.</w:t>
-      </w:r>
-    </w:p>
-    <w:p>
-      <w:pPr>
-        <w:spacing w:after="240"/>
-      </w:pPr>
-      <w:r>
-        <w:t xml:space="preserve">On </w:t>
-      </w:r>
-      <w:r>
-        <w:rPr>
-          <w:b/>
-          <w:bCs/>
-        </w:rPr>
-        <w:t xml:space="preserve">{{final_order_date}}</w:t>
-      </w:r>
-      <w:r>
-        <w:t xml:space="preserve"> this Court entered an order </w:t>
-      </w:r>
-      <w:r>
-        <w:t xml:space="preserve">{{final_order_action}}</w:t>
-      </w:r>
-      <w:r>
-        <w:t xml:space="preserve">.</w:t>
-      </w:r>
-    </w:p>
-    <w:p>
-      <w:r>
-        <w:t xml:space="preserve"/>
       </w:r>
     </w:p>
     <w:p>
@@ -607,7 +864,7 @@
         <w:jc w:val="right"/>
       </w:pPr>
       <w:r>
-        <w:t xml:space="preserve">_____________________________________</w:t>
+        <w:t xml:space="preserve">___________________________________</w:t>
       </w:r>
     </w:p>
     <w:p>
@@ -619,91 +876,19 @@
           <w:b/>
           <w:bCs/>
         </w:rPr>
-        <w:t xml:space="preserve">{{affiant_name}}</w:t>
-      </w:r>
-    </w:p>
-    <w:p>
-      <w:pPr>
-        <w:spacing w:after="240"/>
+        <w:t xml:space="preserve">NOTARY PUBLIC IN AND FOR</w:t>
+      </w:r>
+    </w:p>
+    <w:p>
+      <w:pPr>
         <w:jc w:val="right"/>
       </w:pPr>
       <w:r>
-        <w:t xml:space="preserve">{{affiant_title}}</w:t>
-      </w:r>
-    </w:p>
-    <w:p>
-      <w:pPr>
-        <w:spacing w:before="480"/>
-      </w:pPr>
-      <w:r>
-        <w:rPr>
-          <w:b/>
-          <w:bCs/>
-        </w:rPr>
-        <w:t xml:space="preserve">SWORN TO AND SUBSCRIBED</w:t>
-      </w:r>
-      <w:r>
-        <w:t xml:space="preserve"> before me by </w:t>
-      </w:r>
-      <w:r>
-        <w:rPr>
-          <w:b/>
-          <w:bCs/>
-        </w:rPr>
-        <w:t xml:space="preserve">{{affiant_name}}</w:t>
-      </w:r>
-      <w:r>
-        <w:t xml:space="preserve"> on this </w:t>
-      </w:r>
-      <w:r>
-        <w:rPr>
-          <w:b/>
-          <w:bCs/>
-        </w:rPr>
-        <w:t xml:space="preserve">{{notary_day}}</w:t>
-      </w:r>
-      <w:r>
-        <w:t xml:space="preserve"> day of </w:t>
-      </w:r>
-      <w:r>
-        <w:rPr>
-          <w:b/>
-          <w:bCs/>
-        </w:rPr>
-        <w:t xml:space="preserve">{{notary_month_year}}</w:t>
-      </w:r>
-      <w:r>
-        <w:t xml:space="preserve">.</w:t>
-      </w:r>
-    </w:p>
-    <w:p>
-      <w:r>
-        <w:t xml:space="preserve"/>
-      </w:r>
-    </w:p>
-    <w:p>
-      <w:pPr>
-        <w:spacing w:before="360"/>
-        <w:jc w:val="right"/>
-      </w:pPr>
-      <w:r>
-        <w:t xml:space="preserve">_____________________________________</w:t>
-      </w:r>
-    </w:p>
-    <w:p>
-      <w:pPr>
-        <w:jc w:val="right"/>
-      </w:pPr>
-      <w:r>
-        <w:rPr>
-          <w:b/>
-          <w:bCs/>
-        </w:rPr>
-        <w:t xml:space="preserve">NOTARY PUBLIC IN AND FOR</w:t>
-      </w:r>
-      <w:r>
-        <w:t xml:space="preserve">
-THE STATE OF TEXAS</w:t>
+        <w:rPr>
+          <w:b/>
+          <w:bCs/>
+        </w:rPr>
+        <w:t xml:space="preserve">THE STATE OF TEXAS</w:t>
       </w:r>
     </w:p>
     <w:p>
@@ -911,8 +1096,26 @@
       </w:pPr>
     </w:lvl>
   </w:abstractNum>
+  <w:abstractNum w:abstractNumId="2" w15:restartNumberingAfterBreak="0">
+    <w:multiLevelType w:val="hybridMultilevel"/>
+    <w:lvl w:ilvl="0" w15:tentative="1">
+      <w:start w:val="1"/>
+      <w:numFmt w:val="bullet"/>
+      <w:lvlText w:val="■"/>
+      <w:lvlJc w:val="left"/>
+      <w:pPr>
+        <w:ind w:left="1440" w:hanging="360"/>
+      </w:pPr>
+    </w:lvl>
+  </w:abstractNum>
   <w:num w:numId="1">
     <w:abstractNumId w:val="1"/>
+    <w:lvlOverride w:ilvl="0">
+      <w:startOverride w:val="1"/>
+    </w:lvlOverride>
+  </w:num>
+  <w:num w:numId="2">
+    <w:abstractNumId w:val="2"/>
     <w:lvlOverride w:ilvl="0">
       <w:startOverride w:val="1"/>
     </w:lvlOverride>
@@ -930,7 +1133,11 @@
         <w:szCs w:val="22"/>
       </w:rPr>
     </w:rPrDefault>
-    <w:pPrDefault/>
+    <w:pPrDefault>
+      <w:pPr>
+        <w:spacing w:line="276"/>
+      </w:pPr>
+    </w:pPrDefault>
   </w:docDefaults>
   <w:style w:type="paragraph" w:styleId="Title">
     <w:name w:val="Title"/>
